--- a/NIST-800-207A/CSW-NIST-800-207A-Compliance-Report.docx
+++ b/NIST-800-207A/CSW-NIST-800-207A-Compliance-Report.docx
@@ -285,6 +285,70 @@
       </w:pPr>
       <w:r>
         <w:rPr/>
+      </w:r>
+    </w:p>
+    <w:p>
+      <w:pPr>
+        <w:pStyle w:val="Heading2"/>
+      </w:pPr>
+      <w:r>
+        <w:t>How to read the coverage words</w:t>
+      </w:r>
+    </w:p>
+    <w:p>
+      <w:pPr>
+        <w:pStyle w:val="Normal"/>
+      </w:pPr>
+      <w:r>
+        <w:rPr>
+          <w:b/>
+        </w:rPr>
+        <w:t>Full Coverage</w:t>
+      </w:r>
+      <w:r>
+        <w:t xml:space="preserve"> on the older reports means Secure Workload can produce that row's artifact. It does not mean the control is met.</w:t>
+      </w:r>
+    </w:p>
+    <w:p>
+      <w:pPr>
+        <w:pStyle w:val="Normal"/>
+      </w:pPr>
+      <w:r>
+        <w:rPr>
+          <w:b/>
+        </w:rPr>
+        <w:t>Partial Coverage</w:t>
+      </w:r>
+      <w:r>
+        <w:t xml:space="preserve"> means file that export next to another control.</w:t>
+      </w:r>
+    </w:p>
+    <w:p>
+      <w:pPr>
+        <w:pStyle w:val="Normal"/>
+      </w:pPr>
+      <w:r>
+        <w:rPr>
+          <w:b/>
+        </w:rPr>
+        <w:t>Evidence Required</w:t>
+      </w:r>
+      <w:r>
+        <w:t xml:space="preserve"> means Secure Workload has no record. The customer files the contract, the analysis, or the HR or physical-security evidence.</w:t>
+      </w:r>
+    </w:p>
+    <w:p>
+      <w:pPr>
+        <w:pStyle w:val="Normal"/>
+      </w:pPr>
+      <w:r>
+        <w:rPr>
+          <w:b/>
+        </w:rPr>
+        <w:t>Direct, Supporting, and Out of scope</w:t>
+      </w:r>
+      <w:r>
+        <w:t xml:space="preserve"> on the newer reports are the same idea in different words. Direct is still evidence, not a pass.</w:t>
       </w:r>
     </w:p>
     <w:p>

--- a/NIST-800-207A/CSW-NIST-800-207A-Compliance-Report.docx
+++ b/NIST-800-207A/CSW-NIST-800-207A-Compliance-Report.docx
@@ -292,7 +292,7 @@
         <w:pStyle w:val="Heading2"/>
       </w:pPr>
       <w:r>
-        <w:t>How to read the coverage words</w:t>
+        <w:t>How to read the Coverage column</w:t>
       </w:r>
     </w:p>
     <w:p>
@@ -303,10 +303,10 @@
         <w:rPr>
           <w:b/>
         </w:rPr>
-        <w:t>Full Coverage</w:t>
+        <w:t>Direct</w:t>
       </w:r>
       <w:r>
-        <w:t xml:space="preserve"> on the older reports means Secure Workload can produce that row's artifact. It does not mean the control is met.</w:t>
+        <w:t xml:space="preserve"> means Secure Workload produces the primary evidence artifact for that row — segmentation, policy, flow and process telemetry, inventory, vulnerability and reachability, or forensic reconstruction. Direct is still evidence, not an attestation.</w:t>
       </w:r>
     </w:p>
     <w:p>
@@ -317,10 +317,10 @@
         <w:rPr>
           <w:b/>
         </w:rPr>
-        <w:t>Partial Coverage</w:t>
+        <w:t>Supporting</w:t>
       </w:r>
       <w:r>
-        <w:t xml:space="preserve"> means file that export next to another control.</w:t>
+        <w:t xml:space="preserve"> means Secure Workload contributes an input that feeds or complements another control, tool, or process — detection input only, reconciled against an external register, or one log source among several.</w:t>
       </w:r>
     </w:p>
     <w:p>
@@ -334,7 +334,7 @@
         <w:t>Evidence Required</w:t>
       </w:r>
       <w:r>
-        <w:t xml:space="preserve"> means Secure Workload has no record. The customer files the contract, the analysis, or the HR or physical-security evidence.</w:t>
+        <w:t xml:space="preserve"> means Secure Workload has no record for that row. The customer supplies the contract, the analysis, or the HR / physical-security evidence from another control.</w:t>
       </w:r>
     </w:p>
     <w:p>
@@ -342,13 +342,7 @@
         <w:pStyle w:val="Normal"/>
       </w:pPr>
       <w:r>
-        <w:rPr>
-          <w:b/>
-        </w:rPr>
-        <w:t>Direct, Supporting, and Out of scope</w:t>
-      </w:r>
-      <w:r>
-        <w:t xml:space="preserve"> on the newer reports are the same idea in different words. Direct is still evidence, not a pass.</w:t>
+        <w:t>Every report in this set now uses the same three coverage words — Direct, Supporting, and Evidence Required. Coverage describes what evidence Secure Workload produces; it never means the control is passed.</w:t>
       </w:r>
     </w:p>
     <w:p>
@@ -1120,7 +1114,7 @@
                 <w:sz w:val="18"/>
                 <w:szCs w:val="18"/>
               </w:rPr>
-              <w:t>Full Coverage</w:t>
+              <w:t>Direct</w:t>
             </w:r>
           </w:p>
         </w:tc>
@@ -1222,7 +1216,7 @@
                 <w:sz w:val="18"/>
                 <w:szCs w:val="18"/>
               </w:rPr>
-              <w:t>Full Coverage</w:t>
+              <w:t>Direct</w:t>
             </w:r>
           </w:p>
         </w:tc>
@@ -1324,7 +1318,7 @@
                 <w:sz w:val="18"/>
                 <w:szCs w:val="18"/>
               </w:rPr>
-              <w:t>Full Coverage</w:t>
+              <w:t>Direct</w:t>
             </w:r>
           </w:p>
         </w:tc>
@@ -1426,7 +1420,7 @@
                 <w:sz w:val="18"/>
                 <w:szCs w:val="18"/>
               </w:rPr>
-              <w:t>Full Coverage</w:t>
+              <w:t>Direct</w:t>
             </w:r>
           </w:p>
         </w:tc>
@@ -1528,7 +1522,7 @@
                 <w:sz w:val="18"/>
                 <w:szCs w:val="18"/>
               </w:rPr>
-              <w:t>Partial Coverage</w:t>
+              <w:t>Supporting</w:t>
             </w:r>
           </w:p>
         </w:tc>
@@ -1630,7 +1624,7 @@
                 <w:sz w:val="18"/>
                 <w:szCs w:val="18"/>
               </w:rPr>
-              <w:t>Full Coverage</w:t>
+              <w:t>Direct</w:t>
             </w:r>
           </w:p>
         </w:tc>
@@ -1732,7 +1726,7 @@
                 <w:sz w:val="18"/>
                 <w:szCs w:val="18"/>
               </w:rPr>
-              <w:t>Full Coverage</w:t>
+              <w:t>Direct</w:t>
             </w:r>
           </w:p>
         </w:tc>
@@ -1834,7 +1828,7 @@
                 <w:sz w:val="18"/>
                 <w:szCs w:val="18"/>
               </w:rPr>
-              <w:t>Full Coverage</w:t>
+              <w:t>Direct</w:t>
             </w:r>
           </w:p>
         </w:tc>
@@ -5529,7 +5523,7 @@
                 <w:sz w:val="18"/>
                 <w:szCs w:val="18"/>
               </w:rPr>
-              <w:t>Full Coverage</w:t>
+              <w:t>Direct</w:t>
             </w:r>
           </w:p>
         </w:tc>
@@ -5664,7 +5658,7 @@
                 <w:sz w:val="18"/>
                 <w:szCs w:val="18"/>
               </w:rPr>
-              <w:t>Full Coverage</w:t>
+              <w:t>Direct</w:t>
             </w:r>
           </w:p>
         </w:tc>
@@ -5799,7 +5793,7 @@
                 <w:sz w:val="18"/>
                 <w:szCs w:val="18"/>
               </w:rPr>
-              <w:t>Full Coverage</w:t>
+              <w:t>Direct</w:t>
             </w:r>
           </w:p>
         </w:tc>
@@ -5934,7 +5928,7 @@
                 <w:sz w:val="18"/>
                 <w:szCs w:val="18"/>
               </w:rPr>
-              <w:t>Full Coverage</w:t>
+              <w:t>Direct</w:t>
             </w:r>
           </w:p>
         </w:tc>
@@ -6282,7 +6276,7 @@
                 <w:sz w:val="18"/>
                 <w:szCs w:val="18"/>
               </w:rPr>
-              <w:t>Full Coverage</w:t>
+              <w:t>Direct</w:t>
             </w:r>
           </w:p>
         </w:tc>
@@ -6417,7 +6411,7 @@
                 <w:sz w:val="18"/>
                 <w:szCs w:val="18"/>
               </w:rPr>
-              <w:t>Full Coverage</w:t>
+              <w:t>Direct</w:t>
             </w:r>
           </w:p>
         </w:tc>
@@ -6552,7 +6546,7 @@
                 <w:sz w:val="18"/>
                 <w:szCs w:val="18"/>
               </w:rPr>
-              <w:t>Full Coverage</w:t>
+              <w:t>Direct</w:t>
             </w:r>
           </w:p>
         </w:tc>
@@ -6687,7 +6681,7 @@
                 <w:sz w:val="18"/>
                 <w:szCs w:val="18"/>
               </w:rPr>
-              <w:t>Full Coverage</w:t>
+              <w:t>Direct</w:t>
             </w:r>
           </w:p>
         </w:tc>
@@ -6822,7 +6816,7 @@
                 <w:sz w:val="18"/>
                 <w:szCs w:val="18"/>
               </w:rPr>
-              <w:t>Partial Coverage</w:t>
+              <w:t>Supporting</w:t>
             </w:r>
           </w:p>
         </w:tc>
@@ -7170,7 +7164,7 @@
                 <w:sz w:val="18"/>
                 <w:szCs w:val="18"/>
               </w:rPr>
-              <w:t>Full Coverage</w:t>
+              <w:t>Direct</w:t>
             </w:r>
           </w:p>
         </w:tc>
@@ -7305,7 +7299,7 @@
                 <w:sz w:val="18"/>
                 <w:szCs w:val="18"/>
               </w:rPr>
-              <w:t>Full Coverage</w:t>
+              <w:t>Direct</w:t>
             </w:r>
           </w:p>
         </w:tc>
@@ -7440,7 +7434,7 @@
                 <w:sz w:val="18"/>
                 <w:szCs w:val="18"/>
               </w:rPr>
-              <w:t>Full Coverage</w:t>
+              <w:t>Direct</w:t>
             </w:r>
           </w:p>
         </w:tc>
@@ -7575,7 +7569,7 @@
                 <w:sz w:val="18"/>
                 <w:szCs w:val="18"/>
               </w:rPr>
-              <w:t>Full Coverage</w:t>
+              <w:t>Direct</w:t>
             </w:r>
           </w:p>
         </w:tc>
@@ -7710,7 +7704,7 @@
                 <w:sz w:val="18"/>
                 <w:szCs w:val="18"/>
               </w:rPr>
-              <w:t>Partial Coverage</w:t>
+              <w:t>Supporting</w:t>
             </w:r>
           </w:p>
         </w:tc>
